--- a/2_Тайм менеджмент/Модуль 1/Модуль 1_Практичне завдання 2.docx
+++ b/2_Тайм менеджмент/Модуль 1/Модуль 1_Практичне завдання 2.docx
@@ -666,6 +666,277 @@
           <w:szCs w:val="28"/>
         </w:rPr>
         <w:t>. Запропонуйте власну систему аналізу особистої ефективності витрат часу (на основі органайзеру з можливостями якісного обліку часу), що включає 2-3 напрямки (показника) аналізу.</w:t>
+      </w:r>
+    </w:p>
+    <w:p/>
+    <w:p>
+      <w:r>
+        <w:rPr>
+          <w:b/>
+          <w:sz w:val="26"/>
+        </w:rPr>
+        <w:t>Відповіді</w:t>
+      </w:r>
+    </w:p>
+    <w:p>
+      <w:pPr>
+        <w:spacing w:before="200"/>
+      </w:pPr>
+      <w:r>
+        <w:rPr>
+          <w:b/>
+        </w:rPr>
+        <w:t>1. Індивідуальний фонд часу, його структура. Часова перспектива. Моя власна часова перспектива.</w:t>
+      </w:r>
+    </w:p>
+    <w:p>
+      <w:pPr>
+        <w:spacing w:after="120"/>
+      </w:pPr>
+      <w:r>
+        <w:t>Індивідуальний фонд часу — це весь час життя людини, який умовно поділяється на робочий і позаробочий. Позаробочий, своєю чергою, складається з часу, пов’язаного з роботою (дорога, підготовка), домашньої праці, самообслуговування (сон, харчування, гігієна) і власне вільного часу. По суті, весь фонд можна звести до двох частин: часу праці, тобто витрачання сил, і часу відпочинку, тобто їх відновлення.</w:t>
+      </w:r>
+    </w:p>
+    <w:p>
+      <w:pPr>
+        <w:spacing w:after="120"/>
+      </w:pPr>
+      <w:r>
+        <w:t>Часову перспективу в психологію ввів К. Левін — це погляд індивіда на своє психологічне минуле й майбутнє, що існує в теперішньому; як писала Б. Зейгарник, це включення майбутнього і минулого в план поточного моменту. Щодо себе, то я усвідомлюю, що в мене переважає орієнтація на майбутнє: я живу цілями — зростанням до Lead Business Analyst, завершенням магістратури, планами щодо родини. Для роботи й навчання це корисно, бо підтримує продуктивність і оптимізм. Водночас бачу і зворотний бік: надмірна фіксація на майбутньому забирає час у теперішнього — у дітей, відпочинку, тому свідомо прагну до збалансованої часової перспективи за Зімбардо, щоб гнучко перемикатися між роботою (майбутнє), сім’єю (позитивне минуле і теперішнє) та відновленням сил.</w:t>
+      </w:r>
+    </w:p>
+    <w:p>
+      <w:pPr>
+        <w:spacing w:before="200"/>
+      </w:pPr>
+      <w:r>
+        <w:rPr>
+          <w:b/>
+        </w:rPr>
+        <w:t>2. Внутрішні концепції часу. В якій концепції я? Більшість населення України? Чому?</w:t>
+      </w:r>
+    </w:p>
+    <w:p>
+      <w:pPr>
+        <w:spacing w:after="120"/>
+      </w:pPr>
+      <w:r>
+        <w:t>Внутрішні концепції часу — це стійкі часові орієнтації особистості. За Ф. Зімбардо виділяють орієнтацію на позитивне минуле, негативне минуле, гедоністичне теперішнє, фаталістичне теперішнє та майбутнє, а оптимальною вважається збалансована перспектива, де ці компоненти гнучко поєднуються залежно від ситуації.</w:t>
+      </w:r>
+    </w:p>
+    <w:p>
+      <w:pPr>
+        <w:spacing w:after="120"/>
+      </w:pPr>
+      <w:r>
+        <w:t>Сам я перебуваю переважно в концепції орієнтації на майбутнє — це природно для роботи в ІТ і навчання, де весь сенс у плануванні наперед і досягненні цілей. А ось більшість населення України, на мою думку, останніми роками вимушено зміщується до орієнтації на теперішнє, нерідко фаталістичне. Причина зрозуміла: в умовах війни, постійної загрози та невизначеності горизонт планування звужується, люди живуть «тут і зараз». Це узгоджується і з теорією — у гострій кризі орієнтація на теперішнє навіть доцільна, бо дозволяє швидше реагувати на актуальні загрози, хоча в довгій перспективі звужена часова перспектива шкодить плануванню й розвитку.</w:t>
+      </w:r>
+    </w:p>
+    <w:p>
+      <w:pPr>
+        <w:spacing w:before="200"/>
+      </w:pPr>
+      <w:r>
+        <w:rPr>
+          <w:b/>
+        </w:rPr>
+        <w:t>3. Прийоми виконання розкладу при простому плануванні. Які використовую я.</w:t>
+      </w:r>
+    </w:p>
+    <w:p>
+      <w:pPr>
+        <w:spacing w:after="120"/>
+      </w:pPr>
+      <w:r>
+        <w:t>Серед основних прийомів, які пропонує теорія (передусім Г. Архангельський), — обов’язкова матеріалізація завдань, тобто винесення їх із голови на носій; поділ справ на «жорсткі» (прив’язані до конкретного часу), «гнучкі» (без жорсткої прив’язки) і «бюджетовані» (потребують виділеного обсягу часу); планування за схемою «день – тиждень – місяць – рік»; ведення to-do-списків у дусі GTD Девіда Аллена; щоденне створення оглядової картини справ на наступний день.</w:t>
+      </w:r>
+    </w:p>
+    <w:p>
+      <w:pPr>
+        <w:spacing w:after="120"/>
+      </w:pPr>
+      <w:r>
+        <w:t>На практиці я використовую кілька з них. Жорсткі задачі — зустрічі, дейли, дзвінки з замовником — у мене живуть у Google Calendar з прив’язкою до часу. Гнучкі справи й дрібні задачі я веду в iPhone Tasks, щоб не тримати їх у голові, бо з моєю схильністю до відволікання це критично. Намагаюся практикувати ранковий огляд справ на день, хоча визнаю, що через прокрастинацію роблю це не завжди системно.</w:t>
+      </w:r>
+    </w:p>
+    <w:p>
+      <w:pPr>
+        <w:spacing w:before="200"/>
+      </w:pPr>
+      <w:r>
+        <w:rPr>
+          <w:b/>
+        </w:rPr>
+        <w:t>4. Складання рамкового плану дня. План на завтра.</w:t>
+      </w:r>
+    </w:p>
+    <w:p>
+      <w:pPr>
+        <w:spacing w:after="120"/>
+      </w:pPr>
+      <w:r>
+        <w:t>Рамковий план дня — це підхід, за якого спочатку у розклад вносяться «жорсткі» задачі, прив’язані до конкретного часу: вони утворюють своєрідну рамку, каркас дня. Між цими опорними точками у вільні проміжки розставляються «гнучкі» задачі. Такий план не розписує кожну хвилину, але задає структуру і водночас лишає простір для маневру. Орієнтовний рамковий план на завтра для мене:</w:t>
+      </w:r>
+    </w:p>
+    <w:p>
+      <w:pPr>
+        <w:spacing w:after="120"/>
+      </w:pPr>
+      <w:r>
+        <w:t>07:30 — підйом, ранок із дітьми, сніданок (жорстка рамка).</w:t>
+      </w:r>
+    </w:p>
+    <w:p>
+      <w:pPr>
+        <w:spacing w:after="120"/>
+      </w:pPr>
+      <w:r>
+        <w:t>09:00–10:00 — найскладніша аналітична задача, поки пік продуктивності (жайворонок), в ізольованій кімнаті без відволікань.</w:t>
+      </w:r>
+    </w:p>
+    <w:p>
+      <w:pPr>
+        <w:spacing w:after="120"/>
+      </w:pPr>
+      <w:r>
+        <w:t>10:00 — початок робочого дня, дейлі-зустріч команди (жорстка).</w:t>
+      </w:r>
+    </w:p>
+    <w:p>
+      <w:pPr>
+        <w:spacing w:after="120"/>
+      </w:pPr>
+      <w:r>
+        <w:t>10:30–13:00 — гнучкий блок: робота над вимогами, документація.</w:t>
+      </w:r>
+    </w:p>
+    <w:p>
+      <w:pPr>
+        <w:spacing w:after="120"/>
+      </w:pPr>
+      <w:r>
+        <w:t>13:00–14:00 — обід і коротка перерва.</w:t>
+      </w:r>
+    </w:p>
+    <w:p>
+      <w:pPr>
+        <w:spacing w:after="120"/>
+      </w:pPr>
+      <w:r>
+        <w:t>14:00–16:00 — зустрічі з замовником / узгодження (жорсткі слоти в календарі).</w:t>
+      </w:r>
+    </w:p>
+    <w:p>
+      <w:pPr>
+        <w:spacing w:after="120"/>
+      </w:pPr>
+      <w:r>
+        <w:t>16:00–19:00 — гнучкий блок задач, розгрібання дрібних справ і пошти наприкінці.</w:t>
+      </w:r>
+    </w:p>
+    <w:p>
+      <w:pPr>
+        <w:spacing w:after="120"/>
+      </w:pPr>
+      <w:r>
+        <w:t>19:30–20:00 — тренажерний зал (жорстка рамка, 3 рази на тиждень).</w:t>
+      </w:r>
+    </w:p>
+    <w:p>
+      <w:pPr>
+        <w:spacing w:after="120"/>
+      </w:pPr>
+      <w:r>
+        <w:t>21:00–23:00 — час із родиною та читання професійної літератури.</w:t>
+      </w:r>
+    </w:p>
+    <w:p>
+      <w:pPr>
+        <w:spacing w:before="200"/>
+      </w:pPr>
+      <w:r>
+        <w:rPr>
+          <w:b/>
+        </w:rPr>
+        <w:t>5. Порівняння органайзера і хронокарти Гастєва. Переваги хронокарти.</w:t>
+      </w:r>
+    </w:p>
+    <w:p>
+      <w:pPr>
+        <w:spacing w:after="120"/>
+      </w:pPr>
+      <w:r>
+        <w:t>Органайзер і хронокарта вирішують різні задачі. Органайзер (у моєму випадку — Google Calendar та iPhone Tasks) спрямований передусім у майбутнє: він допомагає спланувати справи, нагадати про них і розставити пріоритети. Хронокарта Гастєва працює навпаки — вона фіксує факт: усі події дня та їх реальну тривалість записуються у таблицю post factum.</w:t>
+      </w:r>
+    </w:p>
+    <w:p>
+      <w:pPr>
+        <w:spacing w:after="120"/>
+      </w:pPr>
+      <w:r>
+        <w:t>Головна перевага хронокарти саме в цьому об’єктивному обліку фактичних витрат часу. Вона наочно показує, куди насправді пішов день, дозволяє виявити неефективні витрати й «поглиначів» часу, визначити особисті піки продуктивності та оптимізувати робочі процеси на основі реальних даних, а не власних уявлень. Органайзер лише планує намір, тоді як хронокарта показує справжню картину — а для мене це особливо цінно, бо я схильний недооцінювати, скільки часу насправді з’їдають задачі.</w:t>
+      </w:r>
+    </w:p>
+    <w:p>
+      <w:pPr>
+        <w:spacing w:before="200"/>
+      </w:pPr>
+      <w:r>
+        <w:rPr>
+          <w:b/>
+        </w:rPr>
+        <w:t>6. Слабкі сторони хронокарти Гастєва порівняно з органайзером.</w:t>
+      </w:r>
+    </w:p>
+    <w:p>
+      <w:pPr>
+        <w:spacing w:after="120"/>
+      </w:pPr>
+      <w:r>
+        <w:t>Найбільший недолік хронокарти — її трудомісткість. Щоб вона працювала, доводиться постійно фіксувати кожну подію та її тривалість протягом усього дня, а це вимагає неабиякої дисципліни й уваги. Особисто для мене, з огляду на ознаки СДВГ і схильність відволікатися, вести такий безперервний облік складно — сам процес запису теж відбирає час і нерідко відриває від основної роботи. Крім того, хронокарта лише реєструє минуле і нічого не планує наперед: вона не нагадає про зустріч і не розставить пріоритети, на відміну від органайзера. Є й елемент суб’єктивності в оцінці тривалості подій, особливо якщо запис ведеться не одразу, а по пам’яті наприкінці дня.</w:t>
+      </w:r>
+    </w:p>
+    <w:p>
+      <w:pPr>
+        <w:spacing w:before="200"/>
+      </w:pPr>
+      <w:r>
+        <w:rPr>
+          <w:b/>
+        </w:rPr>
+        <w:t>7. Власна система аналізу ефективності витрат часу (на базі органайзера).</w:t>
+      </w:r>
+    </w:p>
+    <w:p>
+      <w:pPr>
+        <w:spacing w:after="120"/>
+      </w:pPr>
+      <w:r>
+        <w:t>Я б побудував просту систему на основі свого Google Calendar з кольоровим кодуванням подій і вів аналіз за трьома показниками.</w:t>
+      </w:r>
+    </w:p>
+    <w:p>
+      <w:pPr>
+        <w:spacing w:after="120"/>
+      </w:pPr>
+      <w:r>
+        <w:t>Перший — структура часу за матрицею Кові: яку частку дня я провів у «важливому, але нетерміновому» другому квадраті (стратегічна аналітика, розвиток, навчання) проти часу, з’їденого «поглиначами» — телефоном, соцмережами, YouTube. Мета — нарощувати частку другого квадрата.</w:t>
+      </w:r>
+    </w:p>
+    <w:p>
+      <w:pPr>
+        <w:spacing w:after="120"/>
+      </w:pPr>
+      <w:r>
+        <w:t>Другий — точність оцінки часу: для ключових задач я фіксував би запланований час і фактичний, а потім рахував відхилення. Це прямо б’є по моїй слабкій стороні — хронічній недооцінці тривалості задач — і поступово вчить планувати реалістичніше.</w:t>
+      </w:r>
+    </w:p>
+    <w:p>
+      <w:pPr>
+        <w:spacing w:after="120"/>
+      </w:pPr>
+      <w:r>
+        <w:t>Третій — продуктивність ранкового піку: чи вдалося мені віддати найпродуктивніший ранковий слот (як жайворонку) найскладнішій роботі в ізольованому середовищі, а не зустрічам чи пошті. Регулярний перегляд цих трьох показників раз на тиждень дав би наочну картину й конкретні напрями для коригування.</w:t>
       </w:r>
     </w:p>
     <w:sectPr>

--- a/2_Тайм менеджмент/Модуль 1/Модуль 1_Практичне завдання 2.docx
+++ b/2_Тайм менеджмент/Модуль 1/Модуль 1_Практичне завдання 2.docx
@@ -279,6 +279,21 @@
       </w:r>
     </w:p>
     <w:p>
+      <w:r>
+        <w:rPr>
+          <w:b/>
+          <w:sz w:val="24"/>
+        </w:rPr>
+        <w:t xml:space="preserve">Відповідь: </w:t>
+      </w:r>
+      <w:r>
+        <w:rPr>
+          <w:sz w:val="24"/>
+        </w:rPr>
+        <w:t>Індивідуальний фонд часу – це загальний обсяг часу, яким розпоряджається людина протягом певного періоду свого життя. Його структура включає робочий час (безпосередньо витрачений на трудову діяльність) та позаробочий час, який поділяється на чотири підвиди: час, пов’язаний з роботою (дорога, підготовка); домашню працю (прибирання, покупки, догляд за сім’єю); самообслуговування (особиста гігієна, харчування, сон); та вільний час (спілкування, активний відпочинок, хобі). Часова перспектива – це поняття, введене К. Левіним, яке означає сукупність поглядів індивіда на його психологічне майбутнє та минуле, що існують у даний момент часу. За Ф. Зімбардо, збалансована часова перспектива передбачає гнучке поєднання орієнтацій на минуле, теперішнє та майбутнє залежно від ситуації. Моя власна часова перспектива як студентки 3-го курсу економічного факультету переважно орієнтована на майбутнє: я планую кар’єру, ставлю навчальні цілі та працюю над професійним розвитком. Водночас я намагаюся зберігати збалансованість, цінуючи позитивний минулий досвід і не забуваючи насолоджуватися теперішнім моментом під час відпочинку з друзями.</w:t>
+      </w:r>
+    </w:p>
+    <w:p>
       <w:pPr>
         <w:spacing w:after="0" w:line="360" w:lineRule="auto"/>
         <w:ind w:firstLine="709"/>
@@ -339,6 +354,21 @@
       </w:r>
     </w:p>
     <w:p>
+      <w:r>
+        <w:rPr>
+          <w:b/>
+          <w:sz w:val="24"/>
+        </w:rPr>
+        <w:t xml:space="preserve">Відповідь: </w:t>
+      </w:r>
+      <w:r>
+        <w:rPr>
+          <w:sz w:val="24"/>
+        </w:rPr>
+        <w:t>Згідно з лекційним матеріалом, внутрішні концепції часу визначають те, як людина сприймає та структурує свій час. Ф. Зімбардо виділяє п’ять основних часових орієнтацій: орієнтація на позитивне минуле, орієнтація на негативне минуле, гедоністичне теперішнє, фаталістичне теперішнє та орієнтація на майбутнє. Люди з орієнтацією на позитивне минуле більше залучені у справи сім’ї, вони дружелюбні та мають високий рівень самоповаги. Ті, хто орієнтований на фаталістичне теперішнє, схильні вважати, що від них мало що залежить. Орієнтація лише на теперішнє відображає звужену часову перспективу, яка є ознакою регресії до нижчого рівня функціонування. Я вважаю, що перебуваю переважно в концепції орієнтації на майбутнє, оскільки активно планую навчання, кар’єру та ставлю довгострокові цілі. Більшість населення України, на мою думку, перебуває між фаталістичним теперішнім та негативним минулим, що пов’язано з тривалою соціально-економічною нестабільністю, воєнними подіями та кризами, які ускладнюють довгострокове планування і формують відчуття невизначеності щодо майбутнього.</w:t>
+      </w:r>
+    </w:p>
+    <w:p>
       <w:pPr>
         <w:spacing w:after="0" w:line="360" w:lineRule="auto"/>
         <w:ind w:firstLine="709"/>
@@ -383,6 +413,21 @@
       </w:r>
     </w:p>
     <w:p>
+      <w:r>
+        <w:rPr>
+          <w:b/>
+          <w:sz w:val="24"/>
+        </w:rPr>
+        <w:t xml:space="preserve">Відповідь: </w:t>
+      </w:r>
+      <w:r>
+        <w:rPr>
+          <w:sz w:val="24"/>
+        </w:rPr>
+        <w:t>При простому плануванні існує низка прийомів виконання розкладу. По-перше, спочатку слід планувати справи з фіксованим терміном виконання, потім ті, що потребують значних витрат часу, а також неприємні справи, відкладання яких небажано. По-друге, далі планується рутинна робота та виконання повсякденних обов’язків, а третє місце відводиться другорядним та епізодичним справам. Важливими правилами є: розпочинати роботу в один і той самий час, вранці вирішувати складні та важливі завдання, фіксувати терміни виконання, уникати незапланованих імпульсивних дій, виконувати однорідні справи серіями та робити паузи між серйозними завданнями. Також рекомендується виділяти не менше однієї години робочого часу для себе та завершувати день складанням плану на наступний день. Особисто я використовую прийом планування справ за пріоритетністю, записуючи щовечора план на завтра у нотатки телефону, а також групую дрібні однорідні завдання разом, щоб не витрачати час на постійне перемикання між ними.</w:t>
+      </w:r>
+    </w:p>
+    <w:p>
       <w:pPr>
         <w:spacing w:after="0" w:line="360" w:lineRule="auto"/>
         <w:ind w:firstLine="709"/>
@@ -435,6 +480,21 @@
       </w:r>
     </w:p>
     <w:p>
+      <w:r>
+        <w:rPr>
+          <w:b/>
+          <w:sz w:val="24"/>
+        </w:rPr>
+        <w:t xml:space="preserve">Відповідь: </w:t>
+      </w:r>
+      <w:r>
+        <w:rPr>
+          <w:sz w:val="24"/>
+        </w:rPr>
+        <w:t>Складання рамкового плану дня – це розробка зразкового робочого розпорядку, який слугує орієнтиром при щоденному плануванні. Рамковий план враховує графік денної продуктивності, регулювання пауз, час для спокійної роботи, графік можливих перешкод, контроль за результатами та попереднє планування наступного дня. Він також інтегрує особисті справи: сім’ю, спорт, відпочинок та хобі. Мій рамковий план на завтра (10 червня, вівторок): 7:00–7:30 – підйом, ранкова гігієна, сніданок; 7:30–8:00 – дорога до університету; 8:00–13:00 – навчальні пари (найскладніші завдання виконую в першій половині дня, коли працездатність найвища); 13:00–13:30 – обідня перерва; 13:30–15:00 – самостійна робота в бібліотеці; 15:00–15:30 – дорога додому; 15:30–17:00 – відпочинок, легкі побутові справи; 17:00–19:00 – виконання домашніх завдань та підготовка до занять; 19:00–20:00 – вечеря та спілкування з родиною; 20:00–22:00 – вільний час (читання, прогулянка); 22:00–23:00 – підготовка до сну, планування наступного дня.</w:t>
+      </w:r>
+    </w:p>
+    <w:p>
       <w:pPr>
         <w:spacing w:after="0" w:line="360" w:lineRule="auto"/>
         <w:ind w:firstLine="709"/>
@@ -577,6 +637,21 @@
       </w:r>
     </w:p>
     <w:p>
+      <w:r>
+        <w:rPr>
+          <w:b/>
+          <w:sz w:val="24"/>
+        </w:rPr>
+        <w:t xml:space="preserve">Відповідь: </w:t>
+      </w:r>
+      <w:r>
+        <w:rPr>
+          <w:sz w:val="24"/>
+        </w:rPr>
+        <w:t>Органайзер та хронокарта Гастева є двома різними інструментами для інвентаризації часу, кожен з яких має свої особливості. Органайзер – це засіб перспективного планування, який дозволяє записувати заплановані справи, зустрічі та завдання на майбутнє, розподіляючи їх за днями, тижнями та місяцями. Хронокарта Гастева – це таблиця для детального запису фактично виконаних подій та їхньої тривалості протягом дня, що дозволяє наочно виявити неефективні витрати часу та визначити піки продуктивності. Перевага хронокарти Гастева полягає в тому, що вона фіксує реальні витрати часу, а не заплановані, що дає об’єктивну картину використання часу. Хронокарта дозволяє виявити поглиначі часу – ті види діяльності, на які витрачається непропорційно багато часу без відповідного результату. На відміну від органайзера, який лише фіксує плани, хронокарта дає можливість порівняти заплановане з фактичним і здійснити глибокий аналіз ефективності. Таким чином, хронокарта є інструментом аналітичним, тоді як органайзер – переважно інструмент планування.</w:t>
+      </w:r>
+    </w:p>
+    <w:p>
       <w:pPr>
         <w:spacing w:after="0" w:line="360" w:lineRule="auto"/>
         <w:ind w:firstLine="709"/>
@@ -641,6 +716,21 @@
       </w:r>
     </w:p>
     <w:p>
+      <w:r>
+        <w:rPr>
+          <w:b/>
+          <w:sz w:val="24"/>
+        </w:rPr>
+        <w:t xml:space="preserve">Відповідь: </w:t>
+      </w:r>
+      <w:r>
+        <w:rPr>
+          <w:sz w:val="24"/>
+        </w:rPr>
+        <w:t>Незважаючи на аналітичні переваги хронокарти Гастева, вона має суттєві слабкі сторони порівняно з органайзером. По-перше, хронокарта вимагає постійного і дисциплінованого заповнення протягом усього дня, що є дуже трудомістким процесом і відволікає від основної діяльності. По-друге, хронокарта фіксує лише минулі події, але не допомагає планувати майбутні справи, зустрічі та дедлайни, тоді як органайзер орієнтований саме на перспективне планування. По-третє, хронокарта не передбачає механізму розстановки пріоритетів та категоризації завдань за важливістю та терміновістю, що є стандартною функцією сучасних органайзерів. По-четверте, ведення хронокарти може створювати психологічний дискомфорт через необхідність чесно фіксувати всі витрати часу, включаючи непродуктивні. Також хронокарта не інтегрується з іншими інструментами планування і не дозволяє координувати свої справи з іншими людьми. Органайзер є більш універсальним та зручним інструментом для щоденного використання.</w:t>
+      </w:r>
+    </w:p>
+    <w:p>
       <w:pPr>
         <w:spacing w:after="0" w:line="360" w:lineRule="auto"/>
         <w:ind w:firstLine="709"/>
@@ -666,6 +756,21 @@
           <w:szCs w:val="28"/>
         </w:rPr>
         <w:t>. Запропонуйте власну систему аналізу особистої ефективності витрат часу (на основі органайзеру з можливостями якісного обліку часу), що включає 2-3 напрямки (показника) аналізу.</w:t>
+      </w:r>
+    </w:p>
+    <w:p>
+      <w:r>
+        <w:rPr>
+          <w:b/>
+          <w:sz w:val="24"/>
+        </w:rPr>
+        <w:t xml:space="preserve">Відповідь: </w:t>
+      </w:r>
+      <w:r>
+        <w:rPr>
+          <w:sz w:val="24"/>
+        </w:rPr>
+        <w:t>Я пропоную власну систему аналізу особистої ефективності витрат часу, що базується на органайзері з можливостями якісного обліку та включає три напрямки аналізу. Перший напрямок – коефіцієнт продуктивності часу: щоденно порівнюється час, витрачений на завдання з квадрантів I та II матриці Кові (термінові-важливі та нетермінові-важливі справи), із загальним робочим часом; цільовий показник – не менше 70% часу має припадати на ці квадранти. Другий напрямок – індекс відповідності біоритмам: аналізується, чи виконуються найскладніші інтелектуальні завдання у період піку працездатності (8:00–12:00 та 14:00–17:00), для цього в органайзері кожна справа позначається рівнем складності, а потім порівнюється із часом її виконання. Третій напрямок – коефіцієнт виконання плану: щотижня підраховується відсоток завершених запланованих завдань від загальної кількості запланованих, при цьому враховується їх пріоритетність (невиконання важливого завдання має більшу вагу, ніж пропуск другорядного). Такий комплексний підхід дозволяє не лише фіксувати витрати часу, але й якісно оцінювати ефективність його використання.</w:t>
       </w:r>
     </w:p>
     <w:sectPr>
